--- a/CMA_B1_Ch13_AnswerKeys.docx
+++ b/CMA_B1_Ch13_AnswerKeys.docx
@@ -27,7 +27,7 @@
           <w:sz w:val="20"/>
           <w:szCs w:val="20"/>
         </w:rPr>
-        <w:t xml:space="preserve">The tables and figures · Income Taxes · 30 items · keep this sheet separate from the handout</w:t>
+        <w:t xml:space="preserve">Income Taxes: the figures and the schedules · Income Taxes · 30 items · keep this sheet separate from the handout</w:t>
       </w:r>
     </w:p>
     <w:tbl>
@@ -1658,7 +1658,7 @@
           <w:sz w:val="20"/>
           <w:szCs w:val="20"/>
         </w:rPr>
-        <w:t xml:space="preserve">The tables and figures · part 2 · Income Taxes · 35 items · keep this sheet separate from the handout</w:t>
+        <w:t xml:space="preserve">Income Taxes: the figures and the schedules · part 2 · Income Taxes · 35 items · keep this sheet separate from the handout</w:t>
       </w:r>
     </w:p>
     <w:tbl>
@@ -3516,7 +3516,7 @@
           <w:sz w:val="20"/>
           <w:szCs w:val="20"/>
         </w:rPr>
-        <w:t xml:space="preserve">The practice set · Income Taxes · 45 items · keep this sheet separate from the handout</w:t>
+        <w:t xml:space="preserve">Income Taxes: exam practice · Income Taxes · 45 items · keep this sheet separate from the handout</w:t>
       </w:r>
     </w:p>
     <w:tbl>
